--- a/data/outputs/v2/Maths/SS3.1_Trigonometry_I/quiz/Mathematics_G10_SS3.1_Trigonometry_I_L4_AnswerKey.docx
+++ b/data/outputs/v2/Maths/SS3.1_Trigonometry_I/quiz/Mathematics_G10_SS3.1_Trigonometry_I_L4_AnswerKey.docx
@@ -64,7 +64,7 @@
     </w:p>
     <w:tbl>
       <w:tblPr>
-        <w:tblW w:type="dxa" w:w="9360"/>
+        <w:tblW w:type="dxa" w:w="9359"/>
         <w:tblBorders>
           <w:top w:val="single" w:color="auto" w:sz="4"/>
           <w:left w:val="single" w:color="auto" w:sz="4"/>
@@ -75,21 +75,18 @@
         </w:tblBorders>
       </w:tblPr>
       <w:tblGrid>
-        <w:gridCol w:w="936"/>
-        <w:gridCol w:w="936"/>
-        <w:gridCol w:w="936"/>
-        <w:gridCol w:w="936"/>
-        <w:gridCol w:w="936"/>
-        <w:gridCol w:w="936"/>
-        <w:gridCol w:w="936"/>
-        <w:gridCol w:w="936"/>
-        <w:gridCol w:w="936"/>
-        <w:gridCol w:w="936"/>
+        <w:gridCol w:w="1337"/>
+        <w:gridCol w:w="1337"/>
+        <w:gridCol w:w="1337"/>
+        <w:gridCol w:w="1337"/>
+        <w:gridCol w:w="1337"/>
+        <w:gridCol w:w="1337"/>
+        <w:gridCol w:w="1337"/>
       </w:tblGrid>
       <w:tr>
         <w:tc>
           <w:tcPr>
-            <w:tcW w:type="dxa" w:w="936"/>
+            <w:tcW w:type="dxa" w:w="1337"/>
             <w:tcBorders>
               <w:top w:val="single" w:color="BBBBBB" w:sz="4"/>
               <w:left w:val="single" w:color="BBBBBB" w:sz="4"/>
@@ -122,7 +119,7 @@
         </w:tc>
         <w:tc>
           <w:tcPr>
-            <w:tcW w:type="dxa" w:w="936"/>
+            <w:tcW w:type="dxa" w:w="1337"/>
             <w:tcBorders>
               <w:top w:val="single" w:color="BBBBBB" w:sz="4"/>
               <w:left w:val="single" w:color="BBBBBB" w:sz="4"/>
@@ -155,7 +152,7 @@
         </w:tc>
         <w:tc>
           <w:tcPr>
-            <w:tcW w:type="dxa" w:w="936"/>
+            <w:tcW w:type="dxa" w:w="1337"/>
             <w:tcBorders>
               <w:top w:val="single" w:color="BBBBBB" w:sz="4"/>
               <w:left w:val="single" w:color="BBBBBB" w:sz="4"/>
@@ -188,7 +185,7 @@
         </w:tc>
         <w:tc>
           <w:tcPr>
-            <w:tcW w:type="dxa" w:w="936"/>
+            <w:tcW w:type="dxa" w:w="1337"/>
             <w:tcBorders>
               <w:top w:val="single" w:color="BBBBBB" w:sz="4"/>
               <w:left w:val="single" w:color="BBBBBB" w:sz="4"/>
@@ -221,7 +218,7 @@
         </w:tc>
         <w:tc>
           <w:tcPr>
-            <w:tcW w:type="dxa" w:w="936"/>
+            <w:tcW w:type="dxa" w:w="1337"/>
             <w:tcBorders>
               <w:top w:val="single" w:color="BBBBBB" w:sz="4"/>
               <w:left w:val="single" w:color="BBBBBB" w:sz="4"/>
@@ -254,7 +251,7 @@
         </w:tc>
         <w:tc>
           <w:tcPr>
-            <w:tcW w:type="dxa" w:w="936"/>
+            <w:tcW w:type="dxa" w:w="1337"/>
             <w:tcBorders>
               <w:top w:val="single" w:color="BBBBBB" w:sz="4"/>
               <w:left w:val="single" w:color="BBBBBB" w:sz="4"/>
@@ -287,7 +284,7 @@
         </w:tc>
         <w:tc>
           <w:tcPr>
-            <w:tcW w:type="dxa" w:w="936"/>
+            <w:tcW w:type="dxa" w:w="1337"/>
             <w:tcBorders>
               <w:top w:val="single" w:color="BBBBBB" w:sz="4"/>
               <w:left w:val="single" w:color="BBBBBB" w:sz="4"/>
@@ -318,16 +315,17 @@
             </w:r>
           </w:p>
         </w:tc>
+      </w:tr>
+      <w:tr>
         <w:tc>
           <w:tcPr>
-            <w:tcW w:type="dxa" w:w="936"/>
+            <w:tcW w:type="dxa" w:w="1337"/>
             <w:tcBorders>
               <w:top w:val="single" w:color="BBBBBB" w:sz="4"/>
               <w:left w:val="single" w:color="BBBBBB" w:sz="4"/>
               <w:bottom w:val="single" w:color="BBBBBB" w:sz="4"/>
               <w:right w:val="single" w:color="BBBBBB" w:sz="4"/>
             </w:tcBorders>
-            <w:shd w:fill="D9EEF1" w:val="clear"/>
             <w:tcMar>
               <w:top w:type="dxa" w:w="60"/>
               <w:left w:type="dxa" w:w="80"/>
@@ -347,20 +345,19 @@
                 <w:sz w:val="21"/>
                 <w:szCs w:val="21"/>
               </w:rPr>
-              <w:t xml:space="preserve">Q8</w:t>
+              <w:t xml:space="preserve">B</w:t>
             </w:r>
           </w:p>
         </w:tc>
         <w:tc>
           <w:tcPr>
-            <w:tcW w:type="dxa" w:w="936"/>
+            <w:tcW w:type="dxa" w:w="1337"/>
             <w:tcBorders>
               <w:top w:val="single" w:color="BBBBBB" w:sz="4"/>
               <w:left w:val="single" w:color="BBBBBB" w:sz="4"/>
               <w:bottom w:val="single" w:color="BBBBBB" w:sz="4"/>
               <w:right w:val="single" w:color="BBBBBB" w:sz="4"/>
             </w:tcBorders>
-            <w:shd w:fill="D9EEF1" w:val="clear"/>
             <w:tcMar>
               <w:top w:type="dxa" w:w="60"/>
               <w:left w:type="dxa" w:w="80"/>
@@ -380,20 +377,19 @@
                 <w:sz w:val="21"/>
                 <w:szCs w:val="21"/>
               </w:rPr>
-              <w:t xml:space="preserve">Q9</w:t>
+              <w:t xml:space="preserve">C</w:t>
             </w:r>
           </w:p>
         </w:tc>
         <w:tc>
           <w:tcPr>
-            <w:tcW w:type="dxa" w:w="936"/>
+            <w:tcW w:type="dxa" w:w="1337"/>
             <w:tcBorders>
               <w:top w:val="single" w:color="BBBBBB" w:sz="4"/>
               <w:left w:val="single" w:color="BBBBBB" w:sz="4"/>
               <w:bottom w:val="single" w:color="BBBBBB" w:sz="4"/>
               <w:right w:val="single" w:color="BBBBBB" w:sz="4"/>
             </w:tcBorders>
-            <w:shd w:fill="D9EEF1" w:val="clear"/>
             <w:tcMar>
               <w:top w:type="dxa" w:w="60"/>
               <w:left w:type="dxa" w:w="80"/>
@@ -413,15 +409,77 @@
                 <w:sz w:val="21"/>
                 <w:szCs w:val="21"/>
               </w:rPr>
-              <w:t xml:space="preserve">Q10</w:t>
+              <w:t xml:space="preserve">B</w:t>
             </w:r>
           </w:p>
         </w:tc>
-      </w:tr>
-      <w:tr>
         <w:tc>
           <w:tcPr>
-            <w:tcW w:type="dxa" w:w="936"/>
+            <w:tcW w:type="dxa" w:w="1337"/>
+            <w:tcBorders>
+              <w:top w:val="single" w:color="BBBBBB" w:sz="4"/>
+              <w:left w:val="single" w:color="BBBBBB" w:sz="4"/>
+              <w:bottom w:val="single" w:color="BBBBBB" w:sz="4"/>
+              <w:right w:val="single" w:color="BBBBBB" w:sz="4"/>
+            </w:tcBorders>
+            <w:tcMar>
+              <w:top w:type="dxa" w:w="60"/>
+              <w:left w:type="dxa" w:w="80"/>
+              <w:bottom w:type="dxa" w:w="60"/>
+              <w:right w:type="dxa" w:w="80"/>
+            </w:tcMar>
+          </w:tcPr>
+          <w:p>
+            <w:pPr>
+              <w:jc w:val="center"/>
+            </w:pPr>
+            <w:r>
+              <w:rPr>
+                <w:rFonts w:ascii="Arial" w:cs="Arial" w:eastAsia="Arial" w:hAnsi="Arial"/>
+                <w:b/>
+                <w:bCs/>
+                <w:sz w:val="21"/>
+                <w:szCs w:val="21"/>
+              </w:rPr>
+              <w:t xml:space="preserve">B</w:t>
+            </w:r>
+          </w:p>
+        </w:tc>
+        <w:tc>
+          <w:tcPr>
+            <w:tcW w:type="dxa" w:w="1337"/>
+            <w:tcBorders>
+              <w:top w:val="single" w:color="BBBBBB" w:sz="4"/>
+              <w:left w:val="single" w:color="BBBBBB" w:sz="4"/>
+              <w:bottom w:val="single" w:color="BBBBBB" w:sz="4"/>
+              <w:right w:val="single" w:color="BBBBBB" w:sz="4"/>
+            </w:tcBorders>
+            <w:tcMar>
+              <w:top w:type="dxa" w:w="60"/>
+              <w:left w:type="dxa" w:w="80"/>
+              <w:bottom w:type="dxa" w:w="60"/>
+              <w:right w:type="dxa" w:w="80"/>
+            </w:tcMar>
+          </w:tcPr>
+          <w:p>
+            <w:pPr>
+              <w:jc w:val="center"/>
+            </w:pPr>
+            <w:r>
+              <w:rPr>
+                <w:rFonts w:ascii="Arial" w:cs="Arial" w:eastAsia="Arial" w:hAnsi="Arial"/>
+                <w:b/>
+                <w:bCs/>
+                <w:sz w:val="21"/>
+                <w:szCs w:val="21"/>
+              </w:rPr>
+              <w:t xml:space="preserve">A</w:t>
+            </w:r>
+          </w:p>
+        </w:tc>
+        <w:tc>
+          <w:tcPr>
+            <w:tcW w:type="dxa" w:w="1337"/>
             <w:tcBorders>
               <w:top w:val="single" w:color="BBBBBB" w:sz="4"/>
               <w:left w:val="single" w:color="BBBBBB" w:sz="4"/>
@@ -453,263 +511,7 @@
         </w:tc>
         <w:tc>
           <w:tcPr>
-            <w:tcW w:type="dxa" w:w="936"/>
-            <w:tcBorders>
-              <w:top w:val="single" w:color="BBBBBB" w:sz="4"/>
-              <w:left w:val="single" w:color="BBBBBB" w:sz="4"/>
-              <w:bottom w:val="single" w:color="BBBBBB" w:sz="4"/>
-              <w:right w:val="single" w:color="BBBBBB" w:sz="4"/>
-            </w:tcBorders>
-            <w:tcMar>
-              <w:top w:type="dxa" w:w="60"/>
-              <w:left w:type="dxa" w:w="80"/>
-              <w:bottom w:type="dxa" w:w="60"/>
-              <w:right w:type="dxa" w:w="80"/>
-            </w:tcMar>
-          </w:tcPr>
-          <w:p>
-            <w:pPr>
-              <w:jc w:val="center"/>
-            </w:pPr>
-            <w:r>
-              <w:rPr>
-                <w:rFonts w:ascii="Arial" w:cs="Arial" w:eastAsia="Arial" w:hAnsi="Arial"/>
-                <w:b/>
-                <w:bCs/>
-                <w:sz w:val="21"/>
-                <w:szCs w:val="21"/>
-              </w:rPr>
-              <w:t xml:space="preserve">A</w:t>
-            </w:r>
-          </w:p>
-        </w:tc>
-        <w:tc>
-          <w:tcPr>
-            <w:tcW w:type="dxa" w:w="936"/>
-            <w:tcBorders>
-              <w:top w:val="single" w:color="BBBBBB" w:sz="4"/>
-              <w:left w:val="single" w:color="BBBBBB" w:sz="4"/>
-              <w:bottom w:val="single" w:color="BBBBBB" w:sz="4"/>
-              <w:right w:val="single" w:color="BBBBBB" w:sz="4"/>
-            </w:tcBorders>
-            <w:tcMar>
-              <w:top w:type="dxa" w:w="60"/>
-              <w:left w:type="dxa" w:w="80"/>
-              <w:bottom w:type="dxa" w:w="60"/>
-              <w:right w:type="dxa" w:w="80"/>
-            </w:tcMar>
-          </w:tcPr>
-          <w:p>
-            <w:pPr>
-              <w:jc w:val="center"/>
-            </w:pPr>
-            <w:r>
-              <w:rPr>
-                <w:rFonts w:ascii="Arial" w:cs="Arial" w:eastAsia="Arial" w:hAnsi="Arial"/>
-                <w:b/>
-                <w:bCs/>
-                <w:sz w:val="21"/>
-                <w:szCs w:val="21"/>
-              </w:rPr>
-              <w:t xml:space="preserve">B</w:t>
-            </w:r>
-          </w:p>
-        </w:tc>
-        <w:tc>
-          <w:tcPr>
-            <w:tcW w:type="dxa" w:w="936"/>
-            <w:tcBorders>
-              <w:top w:val="single" w:color="BBBBBB" w:sz="4"/>
-              <w:left w:val="single" w:color="BBBBBB" w:sz="4"/>
-              <w:bottom w:val="single" w:color="BBBBBB" w:sz="4"/>
-              <w:right w:val="single" w:color="BBBBBB" w:sz="4"/>
-            </w:tcBorders>
-            <w:tcMar>
-              <w:top w:type="dxa" w:w="60"/>
-              <w:left w:type="dxa" w:w="80"/>
-              <w:bottom w:type="dxa" w:w="60"/>
-              <w:right w:type="dxa" w:w="80"/>
-            </w:tcMar>
-          </w:tcPr>
-          <w:p>
-            <w:pPr>
-              <w:jc w:val="center"/>
-            </w:pPr>
-            <w:r>
-              <w:rPr>
-                <w:rFonts w:ascii="Arial" w:cs="Arial" w:eastAsia="Arial" w:hAnsi="Arial"/>
-                <w:b/>
-                <w:bCs/>
-                <w:sz w:val="21"/>
-                <w:szCs w:val="21"/>
-              </w:rPr>
-              <w:t xml:space="preserve">B</w:t>
-            </w:r>
-          </w:p>
-        </w:tc>
-        <w:tc>
-          <w:tcPr>
-            <w:tcW w:type="dxa" w:w="936"/>
-            <w:tcBorders>
-              <w:top w:val="single" w:color="BBBBBB" w:sz="4"/>
-              <w:left w:val="single" w:color="BBBBBB" w:sz="4"/>
-              <w:bottom w:val="single" w:color="BBBBBB" w:sz="4"/>
-              <w:right w:val="single" w:color="BBBBBB" w:sz="4"/>
-            </w:tcBorders>
-            <w:tcMar>
-              <w:top w:type="dxa" w:w="60"/>
-              <w:left w:type="dxa" w:w="80"/>
-              <w:bottom w:type="dxa" w:w="60"/>
-              <w:right w:type="dxa" w:w="80"/>
-            </w:tcMar>
-          </w:tcPr>
-          <w:p>
-            <w:pPr>
-              <w:jc w:val="center"/>
-            </w:pPr>
-            <w:r>
-              <w:rPr>
-                <w:rFonts w:ascii="Arial" w:cs="Arial" w:eastAsia="Arial" w:hAnsi="Arial"/>
-                <w:b/>
-                <w:bCs/>
-                <w:sz w:val="21"/>
-                <w:szCs w:val="21"/>
-              </w:rPr>
-              <w:t xml:space="preserve">C</w:t>
-            </w:r>
-          </w:p>
-        </w:tc>
-        <w:tc>
-          <w:tcPr>
-            <w:tcW w:type="dxa" w:w="936"/>
-            <w:tcBorders>
-              <w:top w:val="single" w:color="BBBBBB" w:sz="4"/>
-              <w:left w:val="single" w:color="BBBBBB" w:sz="4"/>
-              <w:bottom w:val="single" w:color="BBBBBB" w:sz="4"/>
-              <w:right w:val="single" w:color="BBBBBB" w:sz="4"/>
-            </w:tcBorders>
-            <w:tcMar>
-              <w:top w:type="dxa" w:w="60"/>
-              <w:left w:type="dxa" w:w="80"/>
-              <w:bottom w:type="dxa" w:w="60"/>
-              <w:right w:type="dxa" w:w="80"/>
-            </w:tcMar>
-          </w:tcPr>
-          <w:p>
-            <w:pPr>
-              <w:jc w:val="center"/>
-            </w:pPr>
-            <w:r>
-              <w:rPr>
-                <w:rFonts w:ascii="Arial" w:cs="Arial" w:eastAsia="Arial" w:hAnsi="Arial"/>
-                <w:b/>
-                <w:bCs/>
-                <w:sz w:val="21"/>
-                <w:szCs w:val="21"/>
-              </w:rPr>
-              <w:t xml:space="preserve">D</w:t>
-            </w:r>
-          </w:p>
-        </w:tc>
-        <w:tc>
-          <w:tcPr>
-            <w:tcW w:type="dxa" w:w="936"/>
-            <w:tcBorders>
-              <w:top w:val="single" w:color="BBBBBB" w:sz="4"/>
-              <w:left w:val="single" w:color="BBBBBB" w:sz="4"/>
-              <w:bottom w:val="single" w:color="BBBBBB" w:sz="4"/>
-              <w:right w:val="single" w:color="BBBBBB" w:sz="4"/>
-            </w:tcBorders>
-            <w:tcMar>
-              <w:top w:type="dxa" w:w="60"/>
-              <w:left w:type="dxa" w:w="80"/>
-              <w:bottom w:type="dxa" w:w="60"/>
-              <w:right w:type="dxa" w:w="80"/>
-            </w:tcMar>
-          </w:tcPr>
-          <w:p>
-            <w:pPr>
-              <w:jc w:val="center"/>
-            </w:pPr>
-            <w:r>
-              <w:rPr>
-                <w:rFonts w:ascii="Arial" w:cs="Arial" w:eastAsia="Arial" w:hAnsi="Arial"/>
-                <w:b/>
-                <w:bCs/>
-                <w:sz w:val="21"/>
-                <w:szCs w:val="21"/>
-              </w:rPr>
-              <w:t xml:space="preserve">C</w:t>
-            </w:r>
-          </w:p>
-        </w:tc>
-        <w:tc>
-          <w:tcPr>
-            <w:tcW w:type="dxa" w:w="936"/>
-            <w:tcBorders>
-              <w:top w:val="single" w:color="BBBBBB" w:sz="4"/>
-              <w:left w:val="single" w:color="BBBBBB" w:sz="4"/>
-              <w:bottom w:val="single" w:color="BBBBBB" w:sz="4"/>
-              <w:right w:val="single" w:color="BBBBBB" w:sz="4"/>
-            </w:tcBorders>
-            <w:tcMar>
-              <w:top w:type="dxa" w:w="60"/>
-              <w:left w:type="dxa" w:w="80"/>
-              <w:bottom w:type="dxa" w:w="60"/>
-              <w:right w:type="dxa" w:w="80"/>
-            </w:tcMar>
-          </w:tcPr>
-          <w:p>
-            <w:pPr>
-              <w:jc w:val="center"/>
-            </w:pPr>
-            <w:r>
-              <w:rPr>
-                <w:rFonts w:ascii="Arial" w:cs="Arial" w:eastAsia="Arial" w:hAnsi="Arial"/>
-                <w:b/>
-                <w:bCs/>
-                <w:sz w:val="21"/>
-                <w:szCs w:val="21"/>
-              </w:rPr>
-              <w:t xml:space="preserve">B</w:t>
-            </w:r>
-          </w:p>
-        </w:tc>
-        <w:tc>
-          <w:tcPr>
-            <w:tcW w:type="dxa" w:w="936"/>
-            <w:tcBorders>
-              <w:top w:val="single" w:color="BBBBBB" w:sz="4"/>
-              <w:left w:val="single" w:color="BBBBBB" w:sz="4"/>
-              <w:bottom w:val="single" w:color="BBBBBB" w:sz="4"/>
-              <w:right w:val="single" w:color="BBBBBB" w:sz="4"/>
-            </w:tcBorders>
-            <w:tcMar>
-              <w:top w:type="dxa" w:w="60"/>
-              <w:left w:type="dxa" w:w="80"/>
-              <w:bottom w:type="dxa" w:w="60"/>
-              <w:right w:type="dxa" w:w="80"/>
-            </w:tcMar>
-          </w:tcPr>
-          <w:p>
-            <w:pPr>
-              <w:jc w:val="center"/>
-            </w:pPr>
-            <w:r>
-              <w:rPr>
-                <w:rFonts w:ascii="Arial" w:cs="Arial" w:eastAsia="Arial" w:hAnsi="Arial"/>
-                <w:b/>
-                <w:bCs/>
-                <w:sz w:val="21"/>
-                <w:szCs w:val="21"/>
-              </w:rPr>
-              <w:t xml:space="preserve">B</w:t>
-            </w:r>
-          </w:p>
-        </w:tc>
-        <w:tc>
-          <w:tcPr>
-            <w:tcW w:type="dxa" w:w="936"/>
+            <w:tcW w:type="dxa" w:w="1337"/>
             <w:tcBorders>
               <w:top w:val="single" w:color="BBBBBB" w:sz="4"/>
               <w:left w:val="single" w:color="BBBBBB" w:sz="4"/>
@@ -766,7 +568,7 @@
           <w:sz w:val="16"/>
           <w:szCs w:val="16"/>
         </w:rPr>
-        <w:t xml:space="preserve">USE AFTER: PREDICT PHASE — Predict: silent prediction and think-pair-share on which ratio is most useful for the mango-tree height</w:t>
+        <w:t xml:space="preserve">USE AFTER: PREDICT PHASE — Predict: mango-tree scenario think-pair-share (which ratio is most useful?)</w:t>
       </w:r>
     </w:p>
     <w:p>
@@ -782,52 +584,22 @@
           <w:sz w:val="21"/>
           <w:szCs w:val="21"/>
         </w:rPr>
-        <w:t xml:space="preserve">Q1. In Kisumu, a student measures the sun's angle with the ground as 53°. The mango tree's shadow on the ground is 9.0 m long. She wants the tree's height. The tree is vertical and the ground is horizontal. Which ratio links the two lengths she knows or wants (height and shadow) with the 53° angle?</w:t>
-      </w:r>
-    </w:p>
-    <w:p>
-      <w:pPr>
-        <w:keepNext/>
-        <w:spacing w:after="20"/>
-        <w:ind w:left="360"/>
-      </w:pPr>
-      <w:r>
-        <w:rPr>
-          <w:rFonts w:ascii="Arial" w:cs="Arial" w:eastAsia="Arial" w:hAnsi="Arial"/>
-          <w:sz w:val="21"/>
-          <w:szCs w:val="21"/>
-        </w:rPr>
-        <w:t xml:space="preserve">A.  No ratio works unless she first measures the length of the sun's ray (the hypotenuse)</w:t>
-      </w:r>
-    </w:p>
-    <w:p>
-      <w:pPr>
-        <w:keepNext/>
-        <w:spacing w:after="20"/>
-        <w:ind w:left="360"/>
-      </w:pPr>
-      <w:r>
-        <w:rPr>
-          <w:rFonts w:ascii="Arial" w:cs="Arial" w:eastAsia="Arial" w:hAnsi="Arial"/>
-          <w:sz w:val="21"/>
-          <w:szCs w:val="21"/>
-        </w:rPr>
-        <w:t xml:space="preserve">B.  sin 53°, because sine is the most useful ratio for every triangle</w:t>
-      </w:r>
-    </w:p>
-    <w:p>
-      <w:pPr>
-        <w:keepNext/>
-        <w:spacing w:after="20"/>
-        <w:ind w:left="360"/>
-      </w:pPr>
-      <w:r>
-        <w:rPr>
-          <w:rFonts w:ascii="Arial" w:cs="Arial" w:eastAsia="Arial" w:hAnsi="Arial"/>
-          <w:sz w:val="21"/>
-          <w:szCs w:val="21"/>
-        </w:rPr>
-        <w:t xml:space="preserve">C.  cos 53°, because the shadow is on the ground</w:t>
+        <w:t xml:space="preserve">Q1. A student in Kisumu measures the sun's angle with the ground as 53°. The shadow of a vertical mango tree on level ground is 9.0 m long. Which equation connects the angle, the shadow and the tree's height h directly?</w:t>
+      </w:r>
+    </w:p>
+    <w:p>
+      <w:pPr>
+        <w:keepNext/>
+        <w:spacing w:after="20"/>
+        <w:ind w:left="360"/>
+      </w:pPr>
+      <w:r>
+        <w:rPr>
+          <w:rFonts w:ascii="Arial" w:cs="Arial" w:eastAsia="Arial" w:hAnsi="Arial"/>
+          <w:sz w:val="21"/>
+          <w:szCs w:val="21"/>
+        </w:rPr>
+        <w:t xml:space="preserve">A.  tan 53° = 9.0 / h</w:t>
       </w:r>
     </w:p>
     <w:p>
@@ -845,7 +617,37 @@
           <w:sz w:val="21"/>
           <w:szCs w:val="21"/>
         </w:rPr>
-        <w:t xml:space="preserve">D.  tan 53°, because it links the opposite side (height) and the adjacent side (shadow)</w:t>
+        <w:t xml:space="preserve">B.  tan 53° = h / 9.0</w:t>
+      </w:r>
+    </w:p>
+    <w:p>
+      <w:pPr>
+        <w:keepNext/>
+        <w:spacing w:after="20"/>
+        <w:ind w:left="360"/>
+      </w:pPr>
+      <w:r>
+        <w:rPr>
+          <w:rFonts w:ascii="Arial" w:cs="Arial" w:eastAsia="Arial" w:hAnsi="Arial"/>
+          <w:sz w:val="21"/>
+          <w:szCs w:val="21"/>
+        </w:rPr>
+        <w:t xml:space="preserve">C.  cos 53° = h / 9.0</w:t>
+      </w:r>
+    </w:p>
+    <w:p>
+      <w:pPr>
+        <w:keepNext/>
+        <w:spacing w:after="20"/>
+        <w:ind w:left="360"/>
+      </w:pPr>
+      <w:r>
+        <w:rPr>
+          <w:rFonts w:ascii="Arial" w:cs="Arial" w:eastAsia="Arial" w:hAnsi="Arial"/>
+          <w:sz w:val="21"/>
+          <w:szCs w:val="21"/>
+        </w:rPr>
+        <w:t xml:space="preserve">D.  sin 53° = h / 9.0</w:t>
       </w:r>
     </w:p>
     <w:p>
@@ -861,7 +663,7 @@
           <w:sz w:val="21"/>
           <w:szCs w:val="21"/>
         </w:rPr>
-        <w:t xml:space="preserve">Correct answer: D. </w:t>
+        <w:t xml:space="preserve">Correct answer: B. </w:t>
       </w:r>
       <w:r>
         <w:rPr>
@@ -870,7 +672,7 @@
           <w:sz w:val="19"/>
           <w:szCs w:val="19"/>
         </w:rPr>
-        <w:t xml:space="preserve">The height is opposite the 53° angle and the shadow is adjacent to it. Tangent is Opposite/Adjacent, so it connects these two sides without needing the hypotenuse.</w:t>
+        <w:t xml:space="preserve">The tree height h is opposite the 53° angle and the shadow is adjacent to it, so the ratio Opposite/Adjacent, which is tan 53°, links them. Sin would need the sun-ray length (hypotenuse), which is not given.</w:t>
       </w:r>
     </w:p>
     <w:p>
@@ -885,7 +687,7 @@
           <w:sz w:val="16"/>
           <w:szCs w:val="16"/>
         </w:rPr>
-        <w:t xml:space="preserve">USE AFTER: OBSERVE PHASE — Part A: Algebraic Derivation of tan θ = sin θ / cos θ</w:t>
+        <w:t xml:space="preserve">USE AFTER: OBSERVE PHASE — Part A: algebraic derivation of tan θ = sin θ / cos θ</w:t>
       </w:r>
     </w:p>
     <w:p>
@@ -901,7 +703,37 @@
           <w:sz w:val="21"/>
           <w:szCs w:val="21"/>
         </w:rPr>
-        <w:t xml:space="preserve">Q2. In a right-angled triangle, sin θ = O/H and cos θ = A/H. What do we get when we simplify (O/H) ÷ (A/H) = (O/H) × (H/A)?</w:t>
+        <w:t xml:space="preserve">Q2. In a right-angled triangle, sin θ = O/H and cos θ = A/H. What is sin θ ÷ cos θ, that is (O/H) ÷ (A/H), after simplifying?</w:t>
+      </w:r>
+    </w:p>
+    <w:p>
+      <w:pPr>
+        <w:keepNext/>
+        <w:spacing w:after="20"/>
+        <w:ind w:left="360"/>
+      </w:pPr>
+      <w:r>
+        <w:rPr>
+          <w:rFonts w:ascii="Arial" w:cs="Arial" w:eastAsia="Arial" w:hAnsi="Arial"/>
+          <w:sz w:val="21"/>
+          <w:szCs w:val="21"/>
+        </w:rPr>
+        <w:t xml:space="preserve">A.  (O × A) / H²</w:t>
+      </w:r>
+    </w:p>
+    <w:p>
+      <w:pPr>
+        <w:keepNext/>
+        <w:spacing w:after="20"/>
+        <w:ind w:left="360"/>
+      </w:pPr>
+      <w:r>
+        <w:rPr>
+          <w:rFonts w:ascii="Arial" w:cs="Arial" w:eastAsia="Arial" w:hAnsi="Arial"/>
+          <w:sz w:val="21"/>
+          <w:szCs w:val="21"/>
+        </w:rPr>
+        <w:t xml:space="preserve">B.  O / H</w:t>
       </w:r>
     </w:p>
     <w:p>
@@ -919,52 +751,22 @@
           <w:sz w:val="21"/>
           <w:szCs w:val="21"/>
         </w:rPr>
-        <w:t xml:space="preserve">A.  O/A, which is tan θ</w:t>
-      </w:r>
-    </w:p>
-    <w:p>
-      <w:pPr>
-        <w:keepNext/>
-        <w:spacing w:after="20"/>
-        <w:ind w:left="360"/>
-      </w:pPr>
-      <w:r>
-        <w:rPr>
-          <w:rFonts w:ascii="Arial" w:cs="Arial" w:eastAsia="Arial" w:hAnsi="Arial"/>
-          <w:sz w:val="21"/>
-          <w:szCs w:val="21"/>
-        </w:rPr>
-        <w:t xml:space="preserve">B.  O/H</w:t>
-      </w:r>
-    </w:p>
-    <w:p>
-      <w:pPr>
-        <w:keepNext/>
-        <w:spacing w:after="20"/>
-        <w:ind w:left="360"/>
-      </w:pPr>
-      <w:r>
-        <w:rPr>
-          <w:rFonts w:ascii="Arial" w:cs="Arial" w:eastAsia="Arial" w:hAnsi="Arial"/>
-          <w:sz w:val="21"/>
-          <w:szCs w:val="21"/>
-        </w:rPr>
-        <w:t xml:space="preserve">C.  A/O</w:t>
-      </w:r>
-    </w:p>
-    <w:p>
-      <w:pPr>
-        <w:keepNext/>
-        <w:spacing w:after="20"/>
-        <w:ind w:left="360"/>
-      </w:pPr>
-      <w:r>
-        <w:rPr>
-          <w:rFonts w:ascii="Arial" w:cs="Arial" w:eastAsia="Arial" w:hAnsi="Arial"/>
-          <w:sz w:val="21"/>
-          <w:szCs w:val="21"/>
-        </w:rPr>
-        <w:t xml:space="preserve">D.  H/A</w:t>
+        <w:t xml:space="preserve">C.  O / A</w:t>
+      </w:r>
+    </w:p>
+    <w:p>
+      <w:pPr>
+        <w:keepNext/>
+        <w:spacing w:after="20"/>
+        <w:ind w:left="360"/>
+      </w:pPr>
+      <w:r>
+        <w:rPr>
+          <w:rFonts w:ascii="Arial" w:cs="Arial" w:eastAsia="Arial" w:hAnsi="Arial"/>
+          <w:sz w:val="21"/>
+          <w:szCs w:val="21"/>
+        </w:rPr>
+        <w:t xml:space="preserve">D.  A / O</w:t>
       </w:r>
     </w:p>
     <w:p>
@@ -980,7 +782,7 @@
           <w:sz w:val="21"/>
           <w:szCs w:val="21"/>
         </w:rPr>
-        <w:t xml:space="preserve">Correct answer: A. </w:t>
+        <w:t xml:space="preserve">Correct answer: C. </w:t>
       </w:r>
       <w:r>
         <w:rPr>
@@ -989,7 +791,7 @@
           <w:sz w:val="19"/>
           <w:szCs w:val="19"/>
         </w:rPr>
-        <w:t xml:space="preserve">The H in the numerator cancels with the H in the denominator, leaving O/A. This is Opposite/Adjacent, the definition of tan θ.</w:t>
+        <w:t xml:space="preserve">(O/H) ÷ (A/H) = (O/H) × (H/A). The H cancels, leaving O/A, which is tan θ. Multiplying by A/H instead of inverting gives the wrong answer (O × A)/H².</w:t>
       </w:r>
     </w:p>
     <w:p>
@@ -1004,7 +806,7 @@
           <w:sz w:val="16"/>
           <w:szCs w:val="16"/>
         </w:rPr>
-        <w:t xml:space="preserve">USE AFTER: OBSERVE PHASE — Part A: Algebraic Derivation, where tan θ = Opposite / Adjacent (TAO) is written</w:t>
+        <w:t xml:space="preserve">USE AFTER: OBSERVE PHASE — Part B: numerical verification table for 30°, 40°, 60° and 70°</w:t>
       </w:r>
     </w:p>
     <w:p>
@@ -1020,22 +822,22 @@
           <w:sz w:val="21"/>
           <w:szCs w:val="21"/>
         </w:rPr>
-        <w:t xml:space="preserve">Q3. A right-angled triangle has sides of 6 cm, 8 cm and 10 cm (the hypotenuse). For the angle θ opposite the 6 cm side, what is tan θ?</w:t>
-      </w:r>
-    </w:p>
-    <w:p>
-      <w:pPr>
-        <w:keepNext/>
-        <w:spacing w:after="20"/>
-        <w:ind w:left="360"/>
-      </w:pPr>
-      <w:r>
-        <w:rPr>
-          <w:rFonts w:ascii="Arial" w:cs="Arial" w:eastAsia="Arial" w:hAnsi="Arial"/>
-          <w:sz w:val="21"/>
-          <w:szCs w:val="21"/>
-        </w:rPr>
-        <w:t xml:space="preserve">A.  1.33</w:t>
+        <w:t xml:space="preserve">Q3. From mathematical tables, sin 40° = 0.6428 and cos 40° = 0.7660. What is sin 40° ÷ cos 40°, to 3 decimal places, and which table value does it match?</w:t>
+      </w:r>
+    </w:p>
+    <w:p>
+      <w:pPr>
+        <w:keepNext/>
+        <w:spacing w:after="20"/>
+        <w:ind w:left="360"/>
+      </w:pPr>
+      <w:r>
+        <w:rPr>
+          <w:rFonts w:ascii="Arial" w:cs="Arial" w:eastAsia="Arial" w:hAnsi="Arial"/>
+          <w:sz w:val="21"/>
+          <w:szCs w:val="21"/>
+        </w:rPr>
+        <w:t xml:space="preserve">A.  1.41, which matches tan 40°</w:t>
       </w:r>
     </w:p>
     <w:p>
@@ -1053,37 +855,37 @@
           <w:sz w:val="21"/>
           <w:szCs w:val="21"/>
         </w:rPr>
-        <w:t xml:space="preserve">B.  0.75</w:t>
-      </w:r>
-    </w:p>
-    <w:p>
-      <w:pPr>
-        <w:keepNext/>
-        <w:spacing w:after="20"/>
-        <w:ind w:left="360"/>
-      </w:pPr>
-      <w:r>
-        <w:rPr>
-          <w:rFonts w:ascii="Arial" w:cs="Arial" w:eastAsia="Arial" w:hAnsi="Arial"/>
-          <w:sz w:val="21"/>
-          <w:szCs w:val="21"/>
-        </w:rPr>
-        <w:t xml:space="preserve">C.  0.6</w:t>
-      </w:r>
-    </w:p>
-    <w:p>
-      <w:pPr>
-        <w:keepNext/>
-        <w:spacing w:after="20"/>
-        <w:ind w:left="360"/>
-      </w:pPr>
-      <w:r>
-        <w:rPr>
-          <w:rFonts w:ascii="Arial" w:cs="Arial" w:eastAsia="Arial" w:hAnsi="Arial"/>
-          <w:sz w:val="21"/>
-          <w:szCs w:val="21"/>
-        </w:rPr>
-        <w:t xml:space="preserve">D.  0.8</w:t>
+        <w:t xml:space="preserve">B.  0.839, which matches tan 40°</w:t>
+      </w:r>
+    </w:p>
+    <w:p>
+      <w:pPr>
+        <w:keepNext/>
+        <w:spacing w:after="20"/>
+        <w:ind w:left="360"/>
+      </w:pPr>
+      <w:r>
+        <w:rPr>
+          <w:rFonts w:ascii="Arial" w:cs="Arial" w:eastAsia="Arial" w:hAnsi="Arial"/>
+          <w:sz w:val="21"/>
+          <w:szCs w:val="21"/>
+        </w:rPr>
+        <w:t xml:space="preserve">C.  1.19, which matches tan 50°</w:t>
+      </w:r>
+    </w:p>
+    <w:p>
+      <w:pPr>
+        <w:keepNext/>
+        <w:spacing w:after="20"/>
+        <w:ind w:left="360"/>
+      </w:pPr>
+      <w:r>
+        <w:rPr>
+          <w:rFonts w:ascii="Arial" w:cs="Arial" w:eastAsia="Arial" w:hAnsi="Arial"/>
+          <w:sz w:val="21"/>
+          <w:szCs w:val="21"/>
+        </w:rPr>
+        <w:t xml:space="preserve">D.  0.49, which matches tan 40°</w:t>
       </w:r>
     </w:p>
     <w:p>
@@ -1108,7 +910,7 @@
           <w:sz w:val="19"/>
           <w:szCs w:val="19"/>
         </w:rPr>
-        <w:t xml:space="preserve">tan θ = Opposite/Adjacent = 6/8 = 0.75. The value 0.6 is sin θ (6/10), 0.8 is cos θ (8/10), and 1.33 is the inverted ratio 8/6.</w:t>
+        <w:t xml:space="preserve">0.6428 ÷ 0.7660 ≈ 0.839, which equals tan 40° in the tables. Dividing cos by sin gives 1.19, multiplying gives 0.49 and adding gives 1.41, and none of these are sin ÷ cos.</w:t>
       </w:r>
     </w:p>
     <w:p>
@@ -1123,7 +925,7 @@
           <w:sz w:val="16"/>
           <w:szCs w:val="16"/>
         </w:rPr>
-        <w:t xml:space="preserve">USE AFTER: OBSERVE PHASE — Part B: Numerical Verification table (40° row)</w:t>
+        <w:t xml:space="preserve">USE AFTER: EXPLAIN PHASE — Part A: sensemaking discussion, Q1 (is tan unnecessary?)</w:t>
       </w:r>
     </w:p>
     <w:p>
@@ -1139,22 +941,22 @@
           <w:sz w:val="21"/>
           <w:szCs w:val="21"/>
         </w:rPr>
-        <w:t xml:space="preserve">Q4. From mathematical tables, sin 40° = 0.6428 and cos 40° = 0.7660. Using tan θ = sin θ ÷ cos θ, what is tan 40° to 3 decimal places?</w:t>
-      </w:r>
-    </w:p>
-    <w:p>
-      <w:pPr>
-        <w:keepNext/>
-        <w:spacing w:after="20"/>
-        <w:ind w:left="360"/>
-      </w:pPr>
-      <w:r>
-        <w:rPr>
-          <w:rFonts w:ascii="Arial" w:cs="Arial" w:eastAsia="Arial" w:hAnsi="Arial"/>
-          <w:sz w:val="21"/>
-          <w:szCs w:val="21"/>
-        </w:rPr>
-        <w:t xml:space="preserve">A.  1.409</w:t>
+        <w:t xml:space="preserve">Q4. We have proved that tan θ = sin θ / cos θ, so tan can be found from sin and cos. Why is the tangent ratio still useful?</w:t>
+      </w:r>
+    </w:p>
+    <w:p>
+      <w:pPr>
+        <w:keepNext/>
+        <w:spacing w:after="20"/>
+        <w:ind w:left="360"/>
+      </w:pPr>
+      <w:r>
+        <w:rPr>
+          <w:rFonts w:ascii="Arial" w:cs="Arial" w:eastAsia="Arial" w:hAnsi="Arial"/>
+          <w:sz w:val="21"/>
+          <w:szCs w:val="21"/>
+        </w:rPr>
+        <w:t xml:space="preserve">A.  It is only useful when we know the hypotenuse</w:t>
       </w:r>
     </w:p>
     <w:p>
@@ -1172,37 +974,37 @@
           <w:sz w:val="21"/>
           <w:szCs w:val="21"/>
         </w:rPr>
-        <w:t xml:space="preserve">B.  0.839</w:t>
-      </w:r>
-    </w:p>
-    <w:p>
-      <w:pPr>
-        <w:keepNext/>
-        <w:spacing w:after="20"/>
-        <w:ind w:left="360"/>
-      </w:pPr>
-      <w:r>
-        <w:rPr>
-          <w:rFonts w:ascii="Arial" w:cs="Arial" w:eastAsia="Arial" w:hAnsi="Arial"/>
-          <w:sz w:val="21"/>
-          <w:szCs w:val="21"/>
-        </w:rPr>
-        <w:t xml:space="preserve">C.  1.192</w:t>
-      </w:r>
-    </w:p>
-    <w:p>
-      <w:pPr>
-        <w:keepNext/>
-        <w:spacing w:after="20"/>
-        <w:ind w:left="360"/>
-      </w:pPr>
-      <w:r>
-        <w:rPr>
-          <w:rFonts w:ascii="Arial" w:cs="Arial" w:eastAsia="Arial" w:hAnsi="Arial"/>
-          <w:sz w:val="21"/>
-          <w:szCs w:val="21"/>
-        </w:rPr>
-        <w:t xml:space="preserve">D.  0.492</w:t>
+        <w:t xml:space="preserve">B.  It gives a direct route when we know an angle and one of the opposite or adjacent sides but not the hypotenuse</w:t>
+      </w:r>
+    </w:p>
+    <w:p>
+      <w:pPr>
+        <w:keepNext/>
+        <w:spacing w:after="20"/>
+        <w:ind w:left="360"/>
+      </w:pPr>
+      <w:r>
+        <w:rPr>
+          <w:rFonts w:ascii="Arial" w:cs="Arial" w:eastAsia="Arial" w:hAnsi="Arial"/>
+          <w:sz w:val="21"/>
+          <w:szCs w:val="21"/>
+        </w:rPr>
+        <w:t xml:space="preserve">C.  It is only useful for angles of 53°</w:t>
+      </w:r>
+    </w:p>
+    <w:p>
+      <w:pPr>
+        <w:keepNext/>
+        <w:spacing w:after="20"/>
+        <w:ind w:left="360"/>
+      </w:pPr>
+      <w:r>
+        <w:rPr>
+          <w:rFonts w:ascii="Arial" w:cs="Arial" w:eastAsia="Arial" w:hAnsi="Arial"/>
+          <w:sz w:val="21"/>
+          <w:szCs w:val="21"/>
+        </w:rPr>
+        <w:t xml:space="preserve">D.  It is not useful, because sin and cos can always replace it</w:t>
       </w:r>
     </w:p>
     <w:p>
@@ -1227,7 +1029,7 @@
           <w:sz w:val="19"/>
           <w:szCs w:val="19"/>
         </w:rPr>
-        <w:t xml:space="preserve">tan 40° = sin 40° ÷ cos 40° = 0.6428 ÷ 0.7660 ≈ 0.839. The value 0.492 comes from multiplying, 1.192 from dividing cos by sin, and 1.409 from adding.</w:t>
+        <w:t xml:space="preserve">Tan uses only the opposite and adjacent sides, so it is a convenient shortcut when the hypotenuse is unknown or cannot be measured, as with a tree and its shadow.</w:t>
       </w:r>
     </w:p>
     <w:p>
@@ -1242,7 +1044,7 @@
           <w:sz w:val="16"/>
           <w:szCs w:val="16"/>
         </w:rPr>
-        <w:t xml:space="preserve">USE AFTER: OBSERVE PHASE — Part B: Numerical Verification, comparing column 4 and column 5</w:t>
+        <w:t xml:space="preserve">USE AFTER: EXPLAIN PHASE — Part A: sensemaking discussion, Q2 (opposite or adjacent?)</w:t>
       </w:r>
     </w:p>
     <w:p>
@@ -1258,37 +1060,7 @@
           <w:sz w:val="21"/>
           <w:szCs w:val="21"/>
         </w:rPr>
-        <w:t xml:space="preserve">Q5. A pair finds that for one angle, sin θ ÷ cos θ is 0.8391 and tan θ read from tables is 0.8390. What is the most sensible explanation of this tiny difference?</w:t>
-      </w:r>
-    </w:p>
-    <w:p>
-      <w:pPr>
-        <w:keepNext/>
-        <w:spacing w:after="20"/>
-        <w:ind w:left="360"/>
-      </w:pPr>
-      <w:r>
-        <w:rPr>
-          <w:rFonts w:ascii="Arial" w:cs="Arial" w:eastAsia="Arial" w:hAnsi="Arial"/>
-          <w:sz w:val="21"/>
-          <w:szCs w:val="21"/>
-        </w:rPr>
-        <w:t xml:space="preserve">A.  They used the wrong triangle, because tan changes with the size of the triangle</w:t>
-      </w:r>
-    </w:p>
-    <w:p>
-      <w:pPr>
-        <w:keepNext/>
-        <w:spacing w:after="20"/>
-        <w:ind w:left="360"/>
-      </w:pPr>
-      <w:r>
-        <w:rPr>
-          <w:rFonts w:ascii="Arial" w:cs="Arial" w:eastAsia="Arial" w:hAnsi="Arial"/>
-          <w:sz w:val="21"/>
-          <w:szCs w:val="21"/>
-        </w:rPr>
-        <w:t xml:space="preserve">B.  The identity only works for 45°</w:t>
+        <w:t xml:space="preserve">Q5. The sun's rays make a 53° angle with level ground. A vertical tree of height h casts a 9.0 m shadow on the ground, forming a right-angled triangle. The 53° angle is at the tip of the shadow. Which side of the triangle is the 9.0 m shadow, relative to the 53° angle?</w:t>
       </w:r>
     </w:p>
     <w:p>
@@ -1306,22 +1078,52 @@
           <w:sz w:val="21"/>
           <w:szCs w:val="21"/>
         </w:rPr>
-        <w:t xml:space="preserve">C.  Table values are rounded, so tiny differences are expected</w:t>
-      </w:r>
-    </w:p>
-    <w:p>
-      <w:pPr>
-        <w:keepNext/>
-        <w:spacing w:after="20"/>
-        <w:ind w:left="360"/>
-      </w:pPr>
-      <w:r>
-        <w:rPr>
-          <w:rFonts w:ascii="Arial" w:cs="Arial" w:eastAsia="Arial" w:hAnsi="Arial"/>
-          <w:sz w:val="21"/>
-          <w:szCs w:val="21"/>
-        </w:rPr>
-        <w:t xml:space="preserve">D.  The identity tan θ = sin θ / cos θ does not work for that angle</w:t>
+        <w:t xml:space="preserve">A.  The adjacent side, because it lies next to the 53° angle and is not the hypotenuse</w:t>
+      </w:r>
+    </w:p>
+    <w:p>
+      <w:pPr>
+        <w:keepNext/>
+        <w:spacing w:after="20"/>
+        <w:ind w:left="360"/>
+      </w:pPr>
+      <w:r>
+        <w:rPr>
+          <w:rFonts w:ascii="Arial" w:cs="Arial" w:eastAsia="Arial" w:hAnsi="Arial"/>
+          <w:sz w:val="21"/>
+          <w:szCs w:val="21"/>
+        </w:rPr>
+        <w:t xml:space="preserve">B.  It cannot be named until the tree height is known</w:t>
+      </w:r>
+    </w:p>
+    <w:p>
+      <w:pPr>
+        <w:keepNext/>
+        <w:spacing w:after="20"/>
+        <w:ind w:left="360"/>
+      </w:pPr>
+      <w:r>
+        <w:rPr>
+          <w:rFonts w:ascii="Arial" w:cs="Arial" w:eastAsia="Arial" w:hAnsi="Arial"/>
+          <w:sz w:val="21"/>
+          <w:szCs w:val="21"/>
+        </w:rPr>
+        <w:t xml:space="preserve">C.  The hypotenuse, because it is the length we measured</w:t>
+      </w:r>
+    </w:p>
+    <w:p>
+      <w:pPr>
+        <w:keepNext/>
+        <w:spacing w:after="20"/>
+        <w:ind w:left="360"/>
+      </w:pPr>
+      <w:r>
+        <w:rPr>
+          <w:rFonts w:ascii="Arial" w:cs="Arial" w:eastAsia="Arial" w:hAnsi="Arial"/>
+          <w:sz w:val="21"/>
+          <w:szCs w:val="21"/>
+        </w:rPr>
+        <w:t xml:space="preserve">D.  The opposite side, because it lies on the ground</w:t>
       </w:r>
     </w:p>
     <w:p>
@@ -1337,7 +1139,7 @@
           <w:sz w:val="21"/>
           <w:szCs w:val="21"/>
         </w:rPr>
-        <w:t xml:space="preserve">Correct answer: C. </w:t>
+        <w:t xml:space="preserve">Correct answer: A. </w:t>
       </w:r>
       <w:r>
         <w:rPr>
@@ -1346,7 +1148,7 @@
           <w:sz w:val="19"/>
           <w:szCs w:val="19"/>
         </w:rPr>
-        <w:t xml:space="preserve">Table values are rounded to a few decimal places, so tiny differences are normal. The identity itself is exact for every acute angle.</w:t>
+        <w:t xml:space="preserve">The shadow forms one arm of the 53° angle and is not the side facing the right angle, so it is adjacent. The tree height is the side opposite the 53° angle, and the sun ray is the hypotenuse.</w:t>
       </w:r>
     </w:p>
     <w:p>
@@ -1361,7 +1163,7 @@
           <w:sz w:val="16"/>
           <w:szCs w:val="16"/>
         </w:rPr>
-        <w:t xml:space="preserve">USE AFTER: EXPLAIN PHASE — Part A: Sensemaking Discussion, Q1 (is tan unnecessary?)</w:t>
+        <w:t xml:space="preserve">USE AFTER: EXPLAIN PHASE — Part B: mango-tree calculation, h = 9.0 × tan 53°</w:t>
       </w:r>
     </w:p>
     <w:p>
@@ -1377,52 +1179,52 @@
           <w:sz w:val="21"/>
           <w:szCs w:val="21"/>
         </w:rPr>
-        <w:t xml:space="preserve">Q6. A learner says, "We can already get tan θ from sin θ and cos θ, so tan is unnecessary." What is the best reply?</w:t>
-      </w:r>
-    </w:p>
-    <w:p>
-      <w:pPr>
-        <w:keepNext/>
-        <w:spacing w:after="20"/>
-        <w:ind w:left="360"/>
-      </w:pPr>
-      <w:r>
-        <w:rPr>
-          <w:rFonts w:ascii="Arial" w:cs="Arial" w:eastAsia="Arial" w:hAnsi="Arial"/>
-          <w:sz w:val="21"/>
-          <w:szCs w:val="21"/>
-        </w:rPr>
-        <w:t xml:space="preserve">A.  Tan can only be used when the hypotenuse is known</w:t>
-      </w:r>
-    </w:p>
-    <w:p>
-      <w:pPr>
-        <w:keepNext/>
-        <w:spacing w:after="20"/>
-        <w:ind w:left="360"/>
-      </w:pPr>
-      <w:r>
-        <w:rPr>
-          <w:rFonts w:ascii="Arial" w:cs="Arial" w:eastAsia="Arial" w:hAnsi="Arial"/>
-          <w:sz w:val="21"/>
-          <w:szCs w:val="21"/>
-        </w:rPr>
-        <w:t xml:space="preserve">B.  Tan is only used for angles bigger than 90°</w:t>
-      </w:r>
-    </w:p>
-    <w:p>
-      <w:pPr>
-        <w:keepNext/>
-        <w:spacing w:after="20"/>
-        <w:ind w:left="360"/>
-      </w:pPr>
-      <w:r>
-        <w:rPr>
-          <w:rFonts w:ascii="Arial" w:cs="Arial" w:eastAsia="Arial" w:hAnsi="Arial"/>
-          <w:sz w:val="21"/>
-          <w:szCs w:val="21"/>
-        </w:rPr>
-        <w:t xml:space="preserve">C.  They are right: tan is redundant and is never needed</w:t>
+        <w:t xml:space="preserve">Q6. A mango tree casts a 9.0 m shadow when the sun's angle with the ground is 53°. Using tan 53° ≈ 1.3270 from tables, what is the height of the tree, to 2 decimal places?</w:t>
+      </w:r>
+    </w:p>
+    <w:p>
+      <w:pPr>
+        <w:keepNext/>
+        <w:spacing w:after="20"/>
+        <w:ind w:left="360"/>
+      </w:pPr>
+      <w:r>
+        <w:rPr>
+          <w:rFonts w:ascii="Arial" w:cs="Arial" w:eastAsia="Arial" w:hAnsi="Arial"/>
+          <w:sz w:val="21"/>
+          <w:szCs w:val="21"/>
+        </w:rPr>
+        <w:t xml:space="preserve">A.  0.15 m</w:t>
+      </w:r>
+    </w:p>
+    <w:p>
+      <w:pPr>
+        <w:keepNext/>
+        <w:spacing w:after="20"/>
+        <w:ind w:left="360"/>
+      </w:pPr>
+      <w:r>
+        <w:rPr>
+          <w:rFonts w:ascii="Arial" w:cs="Arial" w:eastAsia="Arial" w:hAnsi="Arial"/>
+          <w:sz w:val="21"/>
+          <w:szCs w:val="21"/>
+        </w:rPr>
+        <w:t xml:space="preserve">B.  10.33 m</w:t>
+      </w:r>
+    </w:p>
+    <w:p>
+      <w:pPr>
+        <w:keepNext/>
+        <w:spacing w:after="20"/>
+        <w:ind w:left="360"/>
+      </w:pPr>
+      <w:r>
+        <w:rPr>
+          <w:rFonts w:ascii="Arial" w:cs="Arial" w:eastAsia="Arial" w:hAnsi="Arial"/>
+          <w:sz w:val="21"/>
+          <w:szCs w:val="21"/>
+        </w:rPr>
+        <w:t xml:space="preserve">C.  6.78 m</w:t>
       </w:r>
     </w:p>
     <w:p>
@@ -1440,7 +1242,7 @@
           <w:sz w:val="21"/>
           <w:szCs w:val="21"/>
         </w:rPr>
-        <w:t xml:space="preserve">D.  Tan is a convenient shortcut when we know an angle and one side but not the hypotenuse</w:t>
+        <w:t xml:space="preserve">D.  11.94 m</w:t>
       </w:r>
     </w:p>
     <w:p>
@@ -1465,7 +1267,7 @@
           <w:sz w:val="19"/>
           <w:szCs w:val="19"/>
         </w:rPr>
-        <w:t xml:space="preserve">Tan is not independent of sin and cos, but it is convenient. It connects the opposite and adjacent sides directly, without needing the hypotenuse.</w:t>
+        <w:t xml:space="preserve">tan 53° = h / 9.0, so h = 9.0 × tan 53° = 9.0 × 1.3270 = 11.943 ≈ 11.94 m. Dividing 9.0 by 1.3270 (6.78 m) is the inverted-ratio error.</w:t>
       </w:r>
     </w:p>
     <w:p>
@@ -1480,7 +1282,7 @@
           <w:sz w:val="16"/>
           <w:szCs w:val="16"/>
         </w:rPr>
-        <w:t xml:space="preserve">USE AFTER: EXPLAIN PHASE — Part A: Sensemaking Discussion, Q2 (which side is 9.0 m: opposite or adjacent?)</w:t>
+        <w:t xml:space="preserve">USE AFTER: MODEL BUILDING PHASE — Model: add 'Ratio Web' and the Model Statement to the cumulative Trigonometry Model</w:t>
       </w:r>
     </w:p>
     <w:p>
@@ -1496,37 +1298,7 @@
           <w:sz w:val="21"/>
           <w:szCs w:val="21"/>
         </w:rPr>
-        <w:t xml:space="preserve">Q7. The sun makes an angle of 53° with the ground. A vertical mango tree of height h casts a 9.0 m shadow along the ground, and the 53° angle is at the end of the shadow, between the ground and the sun's ray. Which statement is correct?</w:t>
-      </w:r>
-    </w:p>
-    <w:p>
-      <w:pPr>
-        <w:keepNext/>
-        <w:spacing w:after="20"/>
-        <w:ind w:left="360"/>
-      </w:pPr>
-      <w:r>
-        <w:rPr>
-          <w:rFonts w:ascii="Arial" w:cs="Arial" w:eastAsia="Arial" w:hAnsi="Arial"/>
-          <w:sz w:val="21"/>
-          <w:szCs w:val="21"/>
-        </w:rPr>
-        <w:t xml:space="preserve">A.  The 9.0 m shadow is the side opposite the 53° angle, and the tree height h is the side adjacent to it</w:t>
-      </w:r>
-    </w:p>
-    <w:p>
-      <w:pPr>
-        <w:keepNext/>
-        <w:spacing w:after="20"/>
-        <w:ind w:left="360"/>
-      </w:pPr>
-      <w:r>
-        <w:rPr>
-          <w:rFonts w:ascii="Arial" w:cs="Arial" w:eastAsia="Arial" w:hAnsi="Arial"/>
-          <w:sz w:val="21"/>
-          <w:szCs w:val="21"/>
-        </w:rPr>
-        <w:t xml:space="preserve">B.  Both the shadow and the tree are adjacent to the 53° angle</w:t>
+        <w:t xml:space="preserve">Q7. The same 53° sun angle at the same time of day gives the same tangent ratio for a small pole and for a tall tree. Why does tan θ = Opposite/Adjacent work for triangles of any size?</w:t>
       </w:r>
     </w:p>
     <w:p>
@@ -1544,22 +1316,52 @@
           <w:sz w:val="21"/>
           <w:szCs w:val="21"/>
         </w:rPr>
-        <w:t xml:space="preserve">C.  The 9.0 m shadow is the side adjacent to the 53° angle, and the tree height h is the side opposite it</w:t>
-      </w:r>
-    </w:p>
-    <w:p>
-      <w:pPr>
-        <w:keepNext/>
-        <w:spacing w:after="20"/>
-        <w:ind w:left="360"/>
-      </w:pPr>
-      <w:r>
-        <w:rPr>
-          <w:rFonts w:ascii="Arial" w:cs="Arial" w:eastAsia="Arial" w:hAnsi="Arial"/>
-          <w:sz w:val="21"/>
-          <w:szCs w:val="21"/>
-        </w:rPr>
-        <w:t xml:space="preserve">D.  The 9.0 m shadow is the hypotenuse</w:t>
+        <w:t xml:space="preserve">A.  Because the ratio Opposite/Adjacent stays constant for a given angle, whatever the size of the triangle</w:t>
+      </w:r>
+    </w:p>
+    <w:p>
+      <w:pPr>
+        <w:keepNext/>
+        <w:spacing w:after="20"/>
+        <w:ind w:left="360"/>
+      </w:pPr>
+      <w:r>
+        <w:rPr>
+          <w:rFonts w:ascii="Arial" w:cs="Arial" w:eastAsia="Arial" w:hAnsi="Arial"/>
+          <w:sz w:val="21"/>
+          <w:szCs w:val="21"/>
+        </w:rPr>
+        <w:t xml:space="preserve">B.  Because the ratio gets bigger as the shadow gets longer</w:t>
+      </w:r>
+    </w:p>
+    <w:p>
+      <w:pPr>
+        <w:keepNext/>
+        <w:spacing w:after="20"/>
+        <w:ind w:left="360"/>
+      </w:pPr>
+      <w:r>
+        <w:rPr>
+          <w:rFonts w:ascii="Arial" w:cs="Arial" w:eastAsia="Arial" w:hAnsi="Arial"/>
+          <w:sz w:val="21"/>
+          <w:szCs w:val="21"/>
+        </w:rPr>
+        <w:t xml:space="preserve">C.  Because the opposite side is always equal to the adjacent side</w:t>
+      </w:r>
+    </w:p>
+    <w:p>
+      <w:pPr>
+        <w:keepNext/>
+        <w:spacing w:after="20"/>
+        <w:ind w:left="360"/>
+      </w:pPr>
+      <w:r>
+        <w:rPr>
+          <w:rFonts w:ascii="Arial" w:cs="Arial" w:eastAsia="Arial" w:hAnsi="Arial"/>
+          <w:sz w:val="21"/>
+          <w:szCs w:val="21"/>
+        </w:rPr>
+        <w:t xml:space="preserve">D.  Because tan θ depends on the length of the hypotenuse</w:t>
       </w:r>
     </w:p>
     <w:p>
@@ -1575,7 +1377,7 @@
           <w:sz w:val="21"/>
           <w:szCs w:val="21"/>
         </w:rPr>
-        <w:t xml:space="preserve">Correct answer: C. </w:t>
+        <w:t xml:space="preserve">Correct answer: A. </w:t>
       </w:r>
       <w:r>
         <w:rPr>
@@ -1584,364 +1386,7 @@
           <w:sz w:val="19"/>
           <w:szCs w:val="19"/>
         </w:rPr>
-        <w:t xml:space="preserve">The shadow lies along the ground next to the 53° angle, so it is adjacent. The tree stands across from the angle, so it is opposite. The hypotenuse is the sun's ray.</w:t>
-      </w:r>
-    </w:p>
-    <w:p>
-      <w:pPr>
-        <w:keepNext/>
-        <w:spacing w:after="40" w:before="200"/>
-      </w:pPr>
-      <w:r>
-        <w:rPr>
-          <w:rFonts w:ascii="Arial" w:cs="Arial" w:eastAsia="Arial" w:hAnsi="Arial"/>
-          <w:color w:val="1F6B75"/>
-          <w:sz w:val="16"/>
-          <w:szCs w:val="16"/>
-        </w:rPr>
-        <w:t xml:space="preserve">USE AFTER: EXPLAIN PHASE — Part B: Mango-Tree Calculation (h = 9.0 × tan 53°)</w:t>
-      </w:r>
-    </w:p>
-    <w:p>
-      <w:pPr>
-        <w:keepNext/>
-        <w:spacing w:after="80"/>
-      </w:pPr>
-      <w:r>
-        <w:rPr>
-          <w:rFonts w:ascii="Arial" w:cs="Arial" w:eastAsia="Arial" w:hAnsi="Arial"/>
-          <w:b/>
-          <w:bCs/>
-          <w:sz w:val="21"/>
-          <w:szCs w:val="21"/>
-        </w:rPr>
-        <w:t xml:space="preserve">Q8. A mango tree has a shadow 9.0 m long when the sun makes an angle of 53° with the ground. Given tan 53° = 1.3270 and tan 53° = h ÷ 9.0, what is the height h of the tree?</w:t>
-      </w:r>
-    </w:p>
-    <w:p>
-      <w:pPr>
-        <w:keepNext/>
-        <w:spacing w:after="20"/>
-        <w:ind w:left="360"/>
-      </w:pPr>
-      <w:r>
-        <w:rPr>
-          <w:rFonts w:ascii="Arial" w:cs="Arial" w:eastAsia="Arial" w:hAnsi="Arial"/>
-          <w:sz w:val="21"/>
-          <w:szCs w:val="21"/>
-        </w:rPr>
-        <w:t xml:space="preserve">A.  5.42 m</w:t>
-      </w:r>
-    </w:p>
-    <w:p>
-      <w:pPr>
-        <w:keepNext/>
-        <w:spacing w:after="20"/>
-        <w:ind w:left="360"/>
-      </w:pPr>
-      <w:r>
-        <w:rPr>
-          <w:rFonts w:ascii="Arial" w:cs="Arial" w:eastAsia="Arial" w:hAnsi="Arial"/>
-          <w:b/>
-          <w:bCs/>
-          <w:color w:val="2E7D4F"/>
-          <w:sz w:val="21"/>
-          <w:szCs w:val="21"/>
-        </w:rPr>
-        <w:t xml:space="preserve">B.  11.943 m</w:t>
-      </w:r>
-    </w:p>
-    <w:p>
-      <w:pPr>
-        <w:keepNext/>
-        <w:spacing w:after="20"/>
-        <w:ind w:left="360"/>
-      </w:pPr>
-      <w:r>
-        <w:rPr>
-          <w:rFonts w:ascii="Arial" w:cs="Arial" w:eastAsia="Arial" w:hAnsi="Arial"/>
-          <w:sz w:val="21"/>
-          <w:szCs w:val="21"/>
-        </w:rPr>
-        <w:t xml:space="preserve">C.  7.19 m</w:t>
-      </w:r>
-    </w:p>
-    <w:p>
-      <w:pPr>
-        <w:keepNext/>
-        <w:spacing w:after="20"/>
-        <w:ind w:left="360"/>
-      </w:pPr>
-      <w:r>
-        <w:rPr>
-          <w:rFonts w:ascii="Arial" w:cs="Arial" w:eastAsia="Arial" w:hAnsi="Arial"/>
-          <w:sz w:val="21"/>
-          <w:szCs w:val="21"/>
-        </w:rPr>
-        <w:t xml:space="preserve">D.  6.78 m</w:t>
-      </w:r>
-    </w:p>
-    <w:p>
-      <w:pPr>
-        <w:spacing w:after="120" w:before="60"/>
-      </w:pPr>
-      <w:r>
-        <w:rPr>
-          <w:rFonts w:ascii="Arial" w:cs="Arial" w:eastAsia="Arial" w:hAnsi="Arial"/>
-          <w:b/>
-          <w:bCs/>
-          <w:color w:val="2E7D4F"/>
-          <w:sz w:val="21"/>
-          <w:szCs w:val="21"/>
-        </w:rPr>
-        <w:t xml:space="preserve">Correct answer: B. </w:t>
-      </w:r>
-      <w:r>
-        <w:rPr>
-          <w:rFonts w:ascii="Arial" w:cs="Arial" w:eastAsia="Arial" w:hAnsi="Arial"/>
-          <w:color w:val="444444"/>
-          <w:sz w:val="19"/>
-          <w:szCs w:val="19"/>
-        </w:rPr>
-        <w:t xml:space="preserve">From tan 53° = h/9.0, h = 9.0 × tan 53° = 9.0 × 1.3270 = 11.943 m. The value 6.78 m comes from the inverted ratio 9.0 ÷ 1.3270.</w:t>
-      </w:r>
-    </w:p>
-    <w:p>
-      <w:pPr>
-        <w:keepNext/>
-        <w:spacing w:after="40" w:before="200"/>
-      </w:pPr>
-      <w:r>
-        <w:rPr>
-          <w:rFonts w:ascii="Arial" w:cs="Arial" w:eastAsia="Arial" w:hAnsi="Arial"/>
-          <w:color w:val="1F6B75"/>
-          <w:sz w:val="16"/>
-          <w:szCs w:val="16"/>
-        </w:rPr>
-        <w:t xml:space="preserve">USE AFTER: EXPLAIN PHASE — Part B: Mango-Tree Calculation, shadow-ratio cross-check</w:t>
-      </w:r>
-    </w:p>
-    <w:p>
-      <w:pPr>
-        <w:keepNext/>
-        <w:spacing w:after="80"/>
-      </w:pPr>
-      <w:r>
-        <w:rPr>
-          <w:rFonts w:ascii="Arial" w:cs="Arial" w:eastAsia="Arial" w:hAnsi="Arial"/>
-          <w:b/>
-          <w:bCs/>
-          <w:sz w:val="21"/>
-          <w:szCs w:val="21"/>
-        </w:rPr>
-        <w:t xml:space="preserve">Q9. A student is 1.6 m tall and her shadow is 1.2 m long. At the same time, a mango tree has a shadow 9.0 m long. Using similar triangles, (tree height) ÷ 9.0 = 1.6 ÷ 1.2. What is the height of the tree?</w:t>
-      </w:r>
-    </w:p>
-    <w:p>
-      <w:pPr>
-        <w:keepNext/>
-        <w:spacing w:after="20"/>
-        <w:ind w:left="360"/>
-      </w:pPr>
-      <w:r>
-        <w:rPr>
-          <w:rFonts w:ascii="Arial" w:cs="Arial" w:eastAsia="Arial" w:hAnsi="Arial"/>
-          <w:sz w:val="21"/>
-          <w:szCs w:val="21"/>
-        </w:rPr>
-        <w:t xml:space="preserve">A.  14.4 m</w:t>
-      </w:r>
-    </w:p>
-    <w:p>
-      <w:pPr>
-        <w:keepNext/>
-        <w:spacing w:after="20"/>
-        <w:ind w:left="360"/>
-      </w:pPr>
-      <w:r>
-        <w:rPr>
-          <w:rFonts w:ascii="Arial" w:cs="Arial" w:eastAsia="Arial" w:hAnsi="Arial"/>
-          <w:b/>
-          <w:bCs/>
-          <w:color w:val="2E7D4F"/>
-          <w:sz w:val="21"/>
-          <w:szCs w:val="21"/>
-        </w:rPr>
-        <w:t xml:space="preserve">B.  12.0 m</w:t>
-      </w:r>
-    </w:p>
-    <w:p>
-      <w:pPr>
-        <w:keepNext/>
-        <w:spacing w:after="20"/>
-        <w:ind w:left="360"/>
-      </w:pPr>
-      <w:r>
-        <w:rPr>
-          <w:rFonts w:ascii="Arial" w:cs="Arial" w:eastAsia="Arial" w:hAnsi="Arial"/>
-          <w:sz w:val="21"/>
-          <w:szCs w:val="21"/>
-        </w:rPr>
-        <w:t xml:space="preserve">C.  9.4 m</w:t>
-      </w:r>
-    </w:p>
-    <w:p>
-      <w:pPr>
-        <w:keepNext/>
-        <w:spacing w:after="20"/>
-        <w:ind w:left="360"/>
-      </w:pPr>
-      <w:r>
-        <w:rPr>
-          <w:rFonts w:ascii="Arial" w:cs="Arial" w:eastAsia="Arial" w:hAnsi="Arial"/>
-          <w:sz w:val="21"/>
-          <w:szCs w:val="21"/>
-        </w:rPr>
-        <w:t xml:space="preserve">D.  6.75 m</w:t>
-      </w:r>
-    </w:p>
-    <w:p>
-      <w:pPr>
-        <w:spacing w:after="120" w:before="60"/>
-      </w:pPr>
-      <w:r>
-        <w:rPr>
-          <w:rFonts w:ascii="Arial" w:cs="Arial" w:eastAsia="Arial" w:hAnsi="Arial"/>
-          <w:b/>
-          <w:bCs/>
-          <w:color w:val="2E7D4F"/>
-          <w:sz w:val="21"/>
-          <w:szCs w:val="21"/>
-        </w:rPr>
-        <w:t xml:space="preserve">Correct answer: B. </w:t>
-      </w:r>
-      <w:r>
-        <w:rPr>
-          <w:rFonts w:ascii="Arial" w:cs="Arial" w:eastAsia="Arial" w:hAnsi="Arial"/>
-          <w:color w:val="444444"/>
-          <w:sz w:val="19"/>
-          <w:szCs w:val="19"/>
-        </w:rPr>
-        <w:t xml:space="preserve">h = 9.0 × (1.6 ÷ 1.2) = 9.0 × 1.333 = 12.0 m. This agrees with the tangent method (about 11.94 m) to within rounding.</w:t>
-      </w:r>
-    </w:p>
-    <w:p>
-      <w:pPr>
-        <w:keepNext/>
-        <w:spacing w:after="40" w:before="200"/>
-      </w:pPr>
-      <w:r>
-        <w:rPr>
-          <w:rFonts w:ascii="Arial" w:cs="Arial" w:eastAsia="Arial" w:hAnsi="Arial"/>
-          <w:color w:val="1F6B75"/>
-          <w:sz w:val="16"/>
-          <w:szCs w:val="16"/>
-        </w:rPr>
-        <w:t xml:space="preserve">USE AFTER: MODEL BUILDING PHASE — Trigonometry Model: adding the 'Ratio Web' annotation (tan θ = sin θ / cos θ)</w:t>
-      </w:r>
-    </w:p>
-    <w:p>
-      <w:pPr>
-        <w:keepNext/>
-        <w:spacing w:after="80"/>
-      </w:pPr>
-      <w:r>
-        <w:rPr>
-          <w:rFonts w:ascii="Arial" w:cs="Arial" w:eastAsia="Arial" w:hAnsi="Arial"/>
-          <w:b/>
-          <w:bCs/>
-          <w:sz w:val="21"/>
-          <w:szCs w:val="21"/>
-        </w:rPr>
-        <w:t xml:space="preserve">Q10. On the 'Ratio Web' in the Trigonometry Model, tan θ is linked to sin θ and cos θ. For an angle of 53°, sin 53° ≈ 0.799 and cos 53° ≈ 0.602. Using the identity, what is tan 53° to 3 decimal places?</w:t>
-      </w:r>
-    </w:p>
-    <w:p>
-      <w:pPr>
-        <w:keepNext/>
-        <w:spacing w:after="20"/>
-        <w:ind w:left="360"/>
-      </w:pPr>
-      <w:r>
-        <w:rPr>
-          <w:rFonts w:ascii="Arial" w:cs="Arial" w:eastAsia="Arial" w:hAnsi="Arial"/>
-          <w:b/>
-          <w:bCs/>
-          <w:color w:val="2E7D4F"/>
-          <w:sz w:val="21"/>
-          <w:szCs w:val="21"/>
-        </w:rPr>
-        <w:t xml:space="preserve">A.  1.327</w:t>
-      </w:r>
-    </w:p>
-    <w:p>
-      <w:pPr>
-        <w:keepNext/>
-        <w:spacing w:after="20"/>
-        <w:ind w:left="360"/>
-      </w:pPr>
-      <w:r>
-        <w:rPr>
-          <w:rFonts w:ascii="Arial" w:cs="Arial" w:eastAsia="Arial" w:hAnsi="Arial"/>
-          <w:sz w:val="21"/>
-          <w:szCs w:val="21"/>
-        </w:rPr>
-        <w:t xml:space="preserve">B.  0.481</w:t>
-      </w:r>
-    </w:p>
-    <w:p>
-      <w:pPr>
-        <w:keepNext/>
-        <w:spacing w:after="20"/>
-        <w:ind w:left="360"/>
-      </w:pPr>
-      <w:r>
-        <w:rPr>
-          <w:rFonts w:ascii="Arial" w:cs="Arial" w:eastAsia="Arial" w:hAnsi="Arial"/>
-          <w:sz w:val="21"/>
-          <w:szCs w:val="21"/>
-        </w:rPr>
-        <w:t xml:space="preserve">C.  0.753</w:t>
-      </w:r>
-    </w:p>
-    <w:p>
-      <w:pPr>
-        <w:keepNext/>
-        <w:spacing w:after="20"/>
-        <w:ind w:left="360"/>
-      </w:pPr>
-      <w:r>
-        <w:rPr>
-          <w:rFonts w:ascii="Arial" w:cs="Arial" w:eastAsia="Arial" w:hAnsi="Arial"/>
-          <w:sz w:val="21"/>
-          <w:szCs w:val="21"/>
-        </w:rPr>
-        <w:t xml:space="preserve">D.  1.401</w:t>
-      </w:r>
-    </w:p>
-    <w:p>
-      <w:pPr>
-        <w:spacing w:after="120" w:before="60"/>
-      </w:pPr>
-      <w:r>
-        <w:rPr>
-          <w:rFonts w:ascii="Arial" w:cs="Arial" w:eastAsia="Arial" w:hAnsi="Arial"/>
-          <w:b/>
-          <w:bCs/>
-          <w:color w:val="2E7D4F"/>
-          <w:sz w:val="21"/>
-          <w:szCs w:val="21"/>
-        </w:rPr>
-        <w:t xml:space="preserve">Correct answer: A. </w:t>
-      </w:r>
-      <w:r>
-        <w:rPr>
-          <w:rFonts w:ascii="Arial" w:cs="Arial" w:eastAsia="Arial" w:hAnsi="Arial"/>
-          <w:color w:val="444444"/>
-          <w:sz w:val="19"/>
-          <w:szCs w:val="19"/>
-        </w:rPr>
-        <w:t xml:space="preserve">tan θ = sin θ ÷ cos θ = 0.799 ÷ 0.602 ≈ 1.327. Dividing cos by sin gives 0.753, which reverses the identity, and multiplying gives 0.481.</w:t>
+        <w:t xml:space="preserve">Triangles with the same angles are similar, so their side ratios are equal. For a given angle, Opposite/Adjacent is fixed and does not depend on the triangle's size.</w:t>
       </w:r>
     </w:p>
     <w:p>
@@ -1960,7 +1405,7 @@
         </w:rPr>
         <w:t xml:space="preserve">© 2026 SeaVuria and ARES. Aligned with KICD objectives. Developed by SeaVuria; technical implementation by ARES (with AI assistance from Claude). Licensed under </w:t>
       </w:r>
-      <w:hyperlink w:history="1" r:id="rIdp9ntewcohlzt3z9zcfqci">
+      <w:hyperlink w:history="1" r:id="rIdpshflm0m0atmjdhv9f24r">
         <w:r>
           <w:rPr>
             <w:rFonts w:ascii="Arial" w:cs="Arial" w:eastAsia="Arial" w:hAnsi="Arial"/>
@@ -1981,7 +1426,7 @@
         </w:rPr>
         <w:t xml:space="preserve"> (</w:t>
       </w:r>
-      <w:hyperlink w:history="1" r:id="rIdcl-yhx0gp5yaspdueqfft">
+      <w:hyperlink w:history="1" r:id="rIdf3gzizo1xeacggmqdlaxy">
         <w:r>
           <w:rPr>
             <w:rFonts w:ascii="Arial" w:cs="Arial" w:eastAsia="Arial" w:hAnsi="Arial"/>

--- a/data/outputs/v2/Maths/SS3.1_Trigonometry_I/quiz/Mathematics_G10_SS3.1_Trigonometry_I_L4_AnswerKey.docx
+++ b/data/outputs/v2/Maths/SS3.1_Trigonometry_I/quiz/Mathematics_G10_SS3.1_Trigonometry_I_L4_AnswerKey.docx
@@ -1405,7 +1405,7 @@
         </w:rPr>
         <w:t xml:space="preserve">© 2026 SeaVuria and ARES. Aligned with KICD objectives. Developed by SeaVuria; technical implementation by ARES (with AI assistance from Claude). Licensed under </w:t>
       </w:r>
-      <w:hyperlink w:history="1" r:id="rIdpshflm0m0atmjdhv9f24r">
+      <w:hyperlink w:history="1" r:id="rIdv4m2enh7ivwgsq03a3pk6">
         <w:r>
           <w:rPr>
             <w:rFonts w:ascii="Arial" w:cs="Arial" w:eastAsia="Arial" w:hAnsi="Arial"/>
@@ -1426,7 +1426,7 @@
         </w:rPr>
         <w:t xml:space="preserve"> (</w:t>
       </w:r>
-      <w:hyperlink w:history="1" r:id="rIdf3gzizo1xeacggmqdlaxy">
+      <w:hyperlink w:history="1" r:id="rIdxn4utoah6ehgdwozdbqcv">
         <w:r>
           <w:rPr>
             <w:rFonts w:ascii="Arial" w:cs="Arial" w:eastAsia="Arial" w:hAnsi="Arial"/>

--- a/data/outputs/v2/Maths/SS3.1_Trigonometry_I/quiz/Mathematics_G10_SS3.1_Trigonometry_I_L4_AnswerKey.docx
+++ b/data/outputs/v2/Maths/SS3.1_Trigonometry_I/quiz/Mathematics_G10_SS3.1_Trigonometry_I_L4_AnswerKey.docx
@@ -1405,7 +1405,7 @@
         </w:rPr>
         <w:t xml:space="preserve">© 2026 SeaVuria and ARES. Aligned with KICD objectives. Developed by SeaVuria; technical implementation by ARES (with AI assistance from Claude). Licensed under </w:t>
       </w:r>
-      <w:hyperlink w:history="1" r:id="rIdv4m2enh7ivwgsq03a3pk6">
+      <w:hyperlink w:history="1" r:id="rIdelkdzpbxupado9lpxf9-v">
         <w:r>
           <w:rPr>
             <w:rFonts w:ascii="Arial" w:cs="Arial" w:eastAsia="Arial" w:hAnsi="Arial"/>
@@ -1426,7 +1426,7 @@
         </w:rPr>
         <w:t xml:space="preserve"> (</w:t>
       </w:r>
-      <w:hyperlink w:history="1" r:id="rIdxn4utoah6ehgdwozdbqcv">
+      <w:hyperlink w:history="1" r:id="rIdaahbfqwpuuxp6iyh8kife">
         <w:r>
           <w:rPr>
             <w:rFonts w:ascii="Arial" w:cs="Arial" w:eastAsia="Arial" w:hAnsi="Arial"/>

--- a/data/outputs/v2/Maths/SS3.1_Trigonometry_I/quiz/Mathematics_G10_SS3.1_Trigonometry_I_L4_AnswerKey.docx
+++ b/data/outputs/v2/Maths/SS3.1_Trigonometry_I/quiz/Mathematics_G10_SS3.1_Trigonometry_I_L4_AnswerKey.docx
@@ -1405,7 +1405,7 @@
         </w:rPr>
         <w:t xml:space="preserve">© 2026 SeaVuria and ARES. Aligned with KICD objectives. Developed by SeaVuria; technical implementation by ARES (with AI assistance from Claude). Licensed under </w:t>
       </w:r>
-      <w:hyperlink w:history="1" r:id="rIdelkdzpbxupado9lpxf9-v">
+      <w:hyperlink w:history="1" r:id="rIdlljjcuk-wvxoobyeu_1xg">
         <w:r>
           <w:rPr>
             <w:rFonts w:ascii="Arial" w:cs="Arial" w:eastAsia="Arial" w:hAnsi="Arial"/>
@@ -1426,7 +1426,7 @@
         </w:rPr>
         <w:t xml:space="preserve"> (</w:t>
       </w:r>
-      <w:hyperlink w:history="1" r:id="rIdaahbfqwpuuxp6iyh8kife">
+      <w:hyperlink w:history="1" r:id="rIdzfqzyguldy6kwaxp0kz0f">
         <w:r>
           <w:rPr>
             <w:rFonts w:ascii="Arial" w:cs="Arial" w:eastAsia="Arial" w:hAnsi="Arial"/>
